--- a/backend-exhibits/Dropbox to OneDrive Advanced Plan - Advanced Include.docx
+++ b/backend-exhibits/Dropbox to OneDrive Advanced Plan - Advanced Include.docx
@@ -53,7 +53,7 @@
                 <w:color w:val="000000"/>
                 <w:szCs w:val="21"/>
               </w:rPr>
-              <w:t xml:space="preserve">Advanced Plan Features (Dropbox to </w:t>
+              <w:t xml:space="preserve">Standard Plan Features (Dropbox to </w:t>
             </w:r>
             <w:proofErr w:type="spellStart"/>
             <w:r>

--- a/backend-exhibits/Dropbox to OneDrive Advanced Plan - Advanced Include.docx
+++ b/backend-exhibits/Dropbox to OneDrive Advanced Plan - Advanced Include.docx
@@ -1218,11 +1218,7 @@
         </w:tc>
       </w:tr>
     </w:tbl>
-    <w:p>
-      <w:r>
-        <w:t>Add Headings and they will appear in your table of contents.</w:t>
-      </w:r>
-    </w:p>
+    <w:p/>
     <w:sectPr>
       <w:pgSz w:w="12240" w:h="15840"/>
       <w:pgMar w:top="1104" w:right="1440" w:bottom="1148" w:left="1440" w:header="720" w:footer="720" w:gutter="0"/>

--- a/backend-exhibits/Dropbox to OneDrive Advanced Plan - Advanced Include.docx
+++ b/backend-exhibits/Dropbox to OneDrive Advanced Plan - Advanced Include.docx
@@ -1233,10 +1233,10 @@
   <w:docDefaults>
     <w:rPrDefault>
       <w:rPr>
-        <w:rFonts w:asciiTheme="minorHAnsi" w:eastAsiaTheme="minorEastAsia" w:hAnsiTheme="minorHAnsi" w:cstheme="minorBidi"/>
+        <w:rFonts w:ascii="Arial" w:hAnsi="Arial" w:cs="Arial" w:eastAsia="Arial"/>
         <w:kern w:val="2"/>
-        <w:sz w:val="24"/>
-        <w:szCs w:val="24"/>
+        <w:sz w:val="21"/>
+        <w:szCs w:val="21"/>
         <w:lang w:val="en-IN" w:eastAsia="en-IN" w:bidi="ar-SA"/>
         <w14:ligatures w14:val="standardContextual"/>
       </w:rPr>
@@ -1633,7 +1633,7 @@
       <w:ind w:left="-690"/>
     </w:pPr>
     <w:rPr>
-      <w:rFonts w:ascii="Arial" w:eastAsia="Arial" w:hAnsi="Arial" w:cs="Arial"/>
+      <w:rFonts w:ascii="Arial" w:hAnsi="Arial" w:cs="Arial" w:eastAsia="Arial"/>
       <w:color w:val="8D8D8D"/>
       <w:sz w:val="21"/>
     </w:rPr>
